--- a/a7/packages/A7 Unit 4 - Solving Problems with Rational Numbers/Lesson Plans/A7 4.01  Lesson Plan.docx
+++ b/a7/packages/A7 Unit 4 - Solving Problems with Rational Numbers/Lesson Plans/A7 4.01  Lesson Plan.docx
@@ -5090,7 +5090,7 @@
                 <w:color w:val="1A1A1A"/>
                 <w:sz w:val="18"/>
               </w:rPr>
-              <w:t xml:space="preserve"> — the exponents were subtracted [8.NSO.1.5: the power of ten is a label, not a term]</w:t>
+              <w:t xml:space="preserve"> — the exponents were added, −2 + (−3) [8.NSO.1.5: the power of ten is a label, not a term]</w:t>
             </w:r>
           </w:p>
         </w:tc>

--- a/a7/packages/A7 Unit 4 - Solving Problems with Rational Numbers/Lesson Plans/A7 4.01  Lesson Plan.docx
+++ b/a7/packages/A7 Unit 4 - Solving Problems with Rational Numbers/Lesson Plans/A7 4.01  Lesson Plan.docx
@@ -563,91 +563,134 @@
         </w:rPr>
       </w:r>
     </w:p>
+    <w:tbl>
+      <w:tblPr>
+        <w:tblLayout w:type="fixed"/>
+        <w:tblLook w:firstColumn="1" w:firstRow="1" w:lastColumn="0" w:lastRow="0" w:noHBand="0" w:noVBand="1" w:val="04A0"/>
+        <w:tblLayout w:type="fixed"/>
+        <w:tblW w:w="9360" w:type="dxa"/>
+      </w:tblPr>
+      <w:tblGrid>
+        <w:gridCol w:w="9360"/>
+      </w:tblGrid>
+      <w:tr>
+        <w:trPr>
+          <w:cantSplit/>
+        </w:trPr>
+        <w:tc>
+          <w:tcPr>
+            <w:tcW w:type="dxa" w:w="9360"/>
+            <w:tcBorders>
+              <w:top w:val="nil"/>
+              <w:left w:val="nil"/>
+              <w:bottom w:val="nil"/>
+              <w:right w:val="nil"/>
+            </w:tcBorders>
+            <w:tcMar>
+              <w:top w:w="0" w:type="dxa"/>
+              <w:left w:w="0" w:type="dxa"/>
+              <w:bottom w:w="0" w:type="dxa"/>
+              <w:right w:w="0" w:type="dxa"/>
+            </w:tcMar>
+          </w:tcPr>
+          <w:p>
+            <w:pPr>
+              <w:keepNext/>
+              <w:spacing w:before="200" w:after="120"/>
+              <w:pBdr>
+                <w:bottom w:val="single" w:sz="8" w:space="2" w:color="1A1A1A"/>
+              </w:pBdr>
+            </w:pPr>
+            <w:r>
+              <w:rPr>
+                <w:b/>
+                <w:i w:val="0"/>
+                <w:color w:val="1A1A1A"/>
+                <w:sz w:val="24"/>
+              </w:rPr>
+              <w:t>2.  Standards</w:t>
+            </w:r>
+          </w:p>
+          <w:p>
+            <w:pPr>
+              <w:spacing w:before="40" w:after="80"/>
+            </w:pPr>
+            <w:r>
+              <w:rPr>
+                <w:b/>
+                <w:i w:val="0"/>
+                <w:color w:val="1A1A1A"/>
+                <w:sz w:val="21"/>
+              </w:rPr>
+              <w:t>MA.8.NSO.1.5</w:t>
+            </w:r>
+            <w:r>
+              <w:rPr>
+                <w:b w:val="0"/>
+                <w:i w:val="0"/>
+                <w:color w:val="1A1A1A"/>
+                <w:sz w:val="21"/>
+              </w:rPr>
+              <w:t xml:space="preserve">  Add, subtract, multiply and divide numbers expressed in scientific notation with procedural fluency.</w:t>
+            </w:r>
+          </w:p>
+          <w:p>
+            <w:pPr>
+              <w:spacing w:before="0" w:after="60"/>
+            </w:pPr>
+            <w:r>
+              <w:rPr>
+                <w:b/>
+                <w:i w:val="0"/>
+                <w:color w:val="1A1A1A"/>
+                <w:sz w:val="21"/>
+              </w:rPr>
+              <w:t>Must.</w:t>
+            </w:r>
+            <w:r>
+              <w:rPr>
+                <w:b w:val="0"/>
+                <w:i w:val="0"/>
+                <w:color w:val="1A1A1A"/>
+                <w:sz w:val="21"/>
+              </w:rPr>
+              <w:t xml:space="preserve">  Add and subtract numbers written in scientific notation with procedural fluency, and write every answer with a coefficient at least 1 and less than 10.</w:t>
+            </w:r>
+          </w:p>
+          <w:p>
+            <w:pPr>
+              <w:spacing w:before="0" w:after="80"/>
+            </w:pPr>
+            <w:r>
+              <w:rPr>
+                <w:b/>
+                <w:i w:val="0"/>
+                <w:color w:val="1A1A1A"/>
+                <w:sz w:val="21"/>
+              </w:rPr>
+              <w:t>Must not.</w:t>
+            </w:r>
+            <w:r>
+              <w:rPr>
+                <w:b w:val="0"/>
+                <w:i w:val="0"/>
+                <w:color w:val="1A1A1A"/>
+                <w:sz w:val="21"/>
+              </w:rPr>
+              <w:t xml:space="preserve">  The two exponents stay within 2 of each other — that is this benchmark's own limit. Multiplication and division are 4.02–03; significant digits are 4.04.</w:t>
+            </w:r>
+          </w:p>
+        </w:tc>
+      </w:tr>
+    </w:tbl>
     <w:p>
       <w:pPr>
-        <w:keepNext/>
-        <w:spacing w:before="200" w:after="120"/>
-        <w:pBdr>
-          <w:bottom w:val="single" w:sz="8" w:space="2" w:color="1A1A1A"/>
-        </w:pBdr>
+        <w:spacing w:after="0" w:before="0" w:line="20" w:lineRule="exact"/>
       </w:pPr>
       <w:r>
         <w:rPr>
-          <w:b/>
-          <w:i w:val="0"/>
-          <w:color w:val="1A1A1A"/>
-          <w:sz w:val="24"/>
+          <w:sz w:val="2"/>
         </w:rPr>
-        <w:t>2.  Standards</w:t>
-      </w:r>
-    </w:p>
-    <w:p>
-      <w:pPr>
-        <w:spacing w:before="40" w:after="80"/>
-      </w:pPr>
-      <w:r>
-        <w:rPr>
-          <w:b/>
-          <w:i w:val="0"/>
-          <w:color w:val="1A1A1A"/>
-          <w:sz w:val="21"/>
-        </w:rPr>
-        <w:t>MA.8.NSO.1.5</w:t>
-      </w:r>
-      <w:r>
-        <w:rPr>
-          <w:b w:val="0"/>
-          <w:i w:val="0"/>
-          <w:color w:val="1A1A1A"/>
-          <w:sz w:val="21"/>
-        </w:rPr>
-        <w:t xml:space="preserve">  Add, subtract, multiply and divide numbers expressed in scientific notation with procedural fluency.</w:t>
-      </w:r>
-    </w:p>
-    <w:p>
-      <w:pPr>
-        <w:spacing w:before="0" w:after="60"/>
-      </w:pPr>
-      <w:r>
-        <w:rPr>
-          <w:b/>
-          <w:i w:val="0"/>
-          <w:color w:val="1A1A1A"/>
-          <w:sz w:val="21"/>
-        </w:rPr>
-        <w:t>Must.</w:t>
-      </w:r>
-      <w:r>
-        <w:rPr>
-          <w:b w:val="0"/>
-          <w:i w:val="0"/>
-          <w:color w:val="1A1A1A"/>
-          <w:sz w:val="21"/>
-        </w:rPr>
-        <w:t xml:space="preserve">  Add and subtract numbers written in scientific notation with procedural fluency, and write every answer with a coefficient at least 1 and less than 10.</w:t>
-      </w:r>
-    </w:p>
-    <w:p>
-      <w:pPr>
-        <w:spacing w:before="0" w:after="80"/>
-      </w:pPr>
-      <w:r>
-        <w:rPr>
-          <w:b/>
-          <w:i w:val="0"/>
-          <w:color w:val="1A1A1A"/>
-          <w:sz w:val="21"/>
-        </w:rPr>
-        <w:t>Must not.</w:t>
-      </w:r>
-      <w:r>
-        <w:rPr>
-          <w:b w:val="0"/>
-          <w:i w:val="0"/>
-          <w:color w:val="1A1A1A"/>
-          <w:sz w:val="21"/>
-        </w:rPr>
-        <w:t xml:space="preserve">  The two exponents stay within 2 of each other — that is this benchmark's own limit. Multiplication and division are 4.02–03; significant digits are 4.04.</w:t>
       </w:r>
     </w:p>
     <w:p>
@@ -719,6 +762,7 @@
           </w:tcPr>
           <w:p>
             <w:pPr>
+              <w:keepNext/>
               <w:spacing w:after="0"/>
               <w:jc w:val="center"/>
             </w:pPr>
@@ -752,6 +796,7 @@
           </w:tcPr>
           <w:p>
             <w:pPr>
+              <w:keepNext/>
               <w:spacing w:after="0"/>
               <w:jc w:val="center"/>
             </w:pPr>
@@ -785,6 +830,7 @@
           </w:tcPr>
           <w:p>
             <w:pPr>
+              <w:keepNext/>
               <w:spacing w:after="0"/>
               <w:jc w:val="center"/>
             </w:pPr>
@@ -1143,114 +1189,157 @@
         </w:rPr>
       </w:r>
     </w:p>
+    <w:tbl>
+      <w:tblPr>
+        <w:tblLayout w:type="fixed"/>
+        <w:tblLook w:firstColumn="1" w:firstRow="1" w:lastColumn="0" w:lastRow="0" w:noHBand="0" w:noVBand="1" w:val="04A0"/>
+        <w:tblLayout w:type="fixed"/>
+        <w:tblW w:w="9360" w:type="dxa"/>
+      </w:tblPr>
+      <w:tblGrid>
+        <w:gridCol w:w="9360"/>
+      </w:tblGrid>
+      <w:tr>
+        <w:trPr>
+          <w:cantSplit/>
+        </w:trPr>
+        <w:tc>
+          <w:tcPr>
+            <w:tcW w:type="dxa" w:w="9360"/>
+            <w:tcBorders>
+              <w:top w:val="nil"/>
+              <w:left w:val="nil"/>
+              <w:bottom w:val="nil"/>
+              <w:right w:val="nil"/>
+            </w:tcBorders>
+            <w:tcMar>
+              <w:top w:w="0" w:type="dxa"/>
+              <w:left w:w="0" w:type="dxa"/>
+              <w:bottom w:w="0" w:type="dxa"/>
+              <w:right w:w="0" w:type="dxa"/>
+            </w:tcMar>
+          </w:tcPr>
+          <w:p>
+            <w:pPr>
+              <w:keepNext/>
+              <w:spacing w:before="200" w:after="120"/>
+              <w:pBdr>
+                <w:bottom w:val="single" w:sz="8" w:space="2" w:color="1A1A1A"/>
+              </w:pBdr>
+            </w:pPr>
+            <w:r>
+              <w:rPr>
+                <w:b/>
+                <w:i w:val="0"/>
+                <w:color w:val="1A1A1A"/>
+                <w:sz w:val="24"/>
+              </w:rPr>
+              <w:t>4.  Learning Target and Essential Question</w:t>
+            </w:r>
+          </w:p>
+          <w:p>
+            <w:pPr>
+              <w:spacing w:before="40" w:after="60"/>
+            </w:pPr>
+            <w:r>
+              <w:rPr>
+                <w:b/>
+                <w:i w:val="0"/>
+                <w:color w:val="1A1A1A"/>
+                <w:sz w:val="21"/>
+              </w:rPr>
+              <w:t>Learning target.</w:t>
+            </w:r>
+            <w:r>
+              <w:rPr>
+                <w:b w:val="0"/>
+                <w:i w:val="0"/>
+                <w:color w:val="1A1A1A"/>
+                <w:sz w:val="21"/>
+              </w:rPr>
+              <w:t xml:space="preserve">  I can add and subtract two numbers written in scientific notation, and write the answer in scientific notation.</w:t>
+            </w:r>
+          </w:p>
+          <w:p>
+            <w:pPr>
+              <w:spacing w:before="0" w:after="60"/>
+            </w:pPr>
+            <w:r>
+              <w:rPr>
+                <w:b/>
+                <w:i w:val="0"/>
+                <w:color w:val="1A1A1A"/>
+                <w:sz w:val="21"/>
+              </w:rPr>
+              <w:t>Essential question.</w:t>
+            </w:r>
+            <w:r>
+              <w:rPr>
+                <w:b w:val="0"/>
+                <w:i w:val="0"/>
+                <w:color w:val="1A1A1A"/>
+                <w:sz w:val="21"/>
+              </w:rPr>
+              <w:t xml:space="preserve">  Why must two numbers written in scientific notation carry the same power of ten before they can be added?</w:t>
+            </w:r>
+          </w:p>
+          <w:p>
+            <w:pPr>
+              <w:spacing w:before="0" w:after="40"/>
+            </w:pPr>
+            <w:r>
+              <w:rPr>
+                <w:b/>
+                <w:i w:val="0"/>
+                <w:color w:val="1A1A1A"/>
+                <w:sz w:val="20"/>
+              </w:rPr>
+              <w:t>Building on.</w:t>
+            </w:r>
+            <w:r>
+              <w:rPr>
+                <w:b w:val="0"/>
+                <w:i w:val="0"/>
+                <w:color w:val="1A1A1A"/>
+                <w:sz w:val="20"/>
+              </w:rPr>
+              <w:t xml:space="preserve">  MA.8.NSO.1.4 (3.08–3.09) — scientific notation, the coefficient rule and reading notation back; Grade 6 — adding and subtracting decimals by place value.</w:t>
+            </w:r>
+          </w:p>
+          <w:p>
+            <w:pPr>
+              <w:spacing w:before="0" w:after="80"/>
+            </w:pPr>
+            <w:r>
+              <w:rPr>
+                <w:b/>
+                <w:i w:val="0"/>
+                <w:color w:val="1A1A1A"/>
+                <w:sz w:val="20"/>
+              </w:rPr>
+              <w:t>Working toward.</w:t>
+            </w:r>
+            <w:r>
+              <w:rPr>
+                <w:b w:val="0"/>
+                <w:i w:val="0"/>
+                <w:color w:val="1A1A1A"/>
+                <w:sz w:val="20"/>
+              </w:rPr>
+              <w:t xml:space="preserve">  4.02–03 — multiplying and dividing in scientific notation; MA.8.NSO.1.6 (4.04) — real-world problems and significant digits.</w:t>
+            </w:r>
+          </w:p>
+        </w:tc>
+      </w:tr>
+    </w:tbl>
     <w:p>
       <w:pPr>
-        <w:keepNext/>
-        <w:spacing w:before="200" w:after="120"/>
-        <w:pBdr>
-          <w:bottom w:val="single" w:sz="8" w:space="2" w:color="1A1A1A"/>
-        </w:pBdr>
+        <w:spacing w:after="0" w:before="0" w:line="20" w:lineRule="exact"/>
       </w:pPr>
       <w:r>
         <w:rPr>
-          <w:b/>
-          <w:i w:val="0"/>
-          <w:color w:val="1A1A1A"/>
-          <w:sz w:val="24"/>
+          <w:sz w:val="2"/>
         </w:rPr>
-        <w:t>4.  Learning Target and Essential Question</w:t>
-      </w:r>
-    </w:p>
-    <w:p>
-      <w:pPr>
-        <w:spacing w:before="40" w:after="60"/>
-      </w:pPr>
-      <w:r>
-        <w:rPr>
-          <w:b/>
-          <w:i w:val="0"/>
-          <w:color w:val="1A1A1A"/>
-          <w:sz w:val="21"/>
-        </w:rPr>
-        <w:t>Learning target.</w:t>
-      </w:r>
-      <w:r>
-        <w:rPr>
-          <w:b w:val="0"/>
-          <w:i w:val="0"/>
-          <w:color w:val="1A1A1A"/>
-          <w:sz w:val="21"/>
-        </w:rPr>
-        <w:t xml:space="preserve">  I can add and subtract two numbers written in scientific notation, and write the answer in scientific notation.</w:t>
-      </w:r>
-    </w:p>
-    <w:p>
-      <w:pPr>
-        <w:spacing w:before="0" w:after="60"/>
-      </w:pPr>
-      <w:r>
-        <w:rPr>
-          <w:b/>
-          <w:i w:val="0"/>
-          <w:color w:val="1A1A1A"/>
-          <w:sz w:val="21"/>
-        </w:rPr>
-        <w:t>Essential question.</w:t>
-      </w:r>
-      <w:r>
-        <w:rPr>
-          <w:b w:val="0"/>
-          <w:i w:val="0"/>
-          <w:color w:val="1A1A1A"/>
-          <w:sz w:val="21"/>
-        </w:rPr>
-        <w:t xml:space="preserve">  Why must two numbers written in scientific notation carry the same power of ten before they can be added?</w:t>
-      </w:r>
-    </w:p>
-    <w:p>
-      <w:pPr>
-        <w:spacing w:before="0" w:after="40"/>
-      </w:pPr>
-      <w:r>
-        <w:rPr>
-          <w:b/>
-          <w:i w:val="0"/>
-          <w:color w:val="1A1A1A"/>
-          <w:sz w:val="20"/>
-        </w:rPr>
-        <w:t>Building on.</w:t>
-      </w:r>
-      <w:r>
-        <w:rPr>
-          <w:b w:val="0"/>
-          <w:i w:val="0"/>
-          <w:color w:val="1A1A1A"/>
-          <w:sz w:val="20"/>
-        </w:rPr>
-        <w:t xml:space="preserve">  MA.8.NSO.1.4 (3.08–3.09) — scientific notation, the coefficient rule and reading notation back; Grade 6 — adding and subtracting decimals by place value.</w:t>
-      </w:r>
-    </w:p>
-    <w:p>
-      <w:pPr>
-        <w:spacing w:before="0" w:after="80"/>
-      </w:pPr>
-      <w:r>
-        <w:rPr>
-          <w:b/>
-          <w:i w:val="0"/>
-          <w:color w:val="1A1A1A"/>
-          <w:sz w:val="20"/>
-        </w:rPr>
-        <w:t>Working toward.</w:t>
-      </w:r>
-      <w:r>
-        <w:rPr>
-          <w:b w:val="0"/>
-          <w:i w:val="0"/>
-          <w:color w:val="1A1A1A"/>
-          <w:sz w:val="20"/>
-        </w:rPr>
-        <w:t xml:space="preserve">  4.02–03 — multiplying and dividing in scientific notation; MA.8.NSO.1.6 (4.04) — real-world problems and significant digits.</w:t>
       </w:r>
     </w:p>
     <w:p>
@@ -1323,6 +1412,7 @@
           </w:tcPr>
           <w:p>
             <w:pPr>
+              <w:keepNext/>
               <w:spacing w:after="0"/>
               <w:jc w:val="center"/>
             </w:pPr>
@@ -1356,6 +1446,7 @@
           </w:tcPr>
           <w:p>
             <w:pPr>
+              <w:keepNext/>
               <w:spacing w:after="0"/>
               <w:jc w:val="center"/>
             </w:pPr>
@@ -1389,6 +1480,7 @@
           </w:tcPr>
           <w:p>
             <w:pPr>
+              <w:keepNext/>
               <w:spacing w:after="0"/>
               <w:jc w:val="center"/>
             </w:pPr>
@@ -1422,6 +1514,7 @@
           </w:tcPr>
           <w:p>
             <w:pPr>
+              <w:keepNext/>
               <w:spacing w:after="0"/>
               <w:jc w:val="center"/>
             </w:pPr>
@@ -2849,91 +2942,134 @@
         </w:rPr>
       </w:r>
     </w:p>
+    <w:tbl>
+      <w:tblPr>
+        <w:tblLayout w:type="fixed"/>
+        <w:tblLook w:firstColumn="1" w:firstRow="1" w:lastColumn="0" w:lastRow="0" w:noHBand="0" w:noVBand="1" w:val="04A0"/>
+        <w:tblLayout w:type="fixed"/>
+        <w:tblW w:w="9360" w:type="dxa"/>
+      </w:tblPr>
+      <w:tblGrid>
+        <w:gridCol w:w="9360"/>
+      </w:tblGrid>
+      <w:tr>
+        <w:trPr>
+          <w:cantSplit/>
+        </w:trPr>
+        <w:tc>
+          <w:tcPr>
+            <w:tcW w:type="dxa" w:w="9360"/>
+            <w:tcBorders>
+              <w:top w:val="nil"/>
+              <w:left w:val="nil"/>
+              <w:bottom w:val="nil"/>
+              <w:right w:val="nil"/>
+            </w:tcBorders>
+            <w:tcMar>
+              <w:top w:w="0" w:type="dxa"/>
+              <w:left w:w="0" w:type="dxa"/>
+              <w:bottom w:w="0" w:type="dxa"/>
+              <w:right w:w="0" w:type="dxa"/>
+            </w:tcMar>
+          </w:tcPr>
+          <w:p>
+            <w:pPr>
+              <w:keepNext/>
+              <w:spacing w:before="200" w:after="120"/>
+              <w:pBdr>
+                <w:bottom w:val="single" w:sz="8" w:space="2" w:color="1A1A1A"/>
+              </w:pBdr>
+            </w:pPr>
+            <w:r>
+              <w:rPr>
+                <w:b/>
+                <w:i w:val="0"/>
+                <w:color w:val="1A1A1A"/>
+                <w:sz w:val="24"/>
+              </w:rPr>
+              <w:t>6.  Gradual Release</w:t>
+            </w:r>
+          </w:p>
+          <w:p>
+            <w:pPr>
+              <w:spacing w:before="40" w:after="60"/>
+            </w:pPr>
+            <w:r>
+              <w:rPr>
+                <w:b/>
+                <w:i w:val="0"/>
+                <w:color w:val="1A1A1A"/>
+                <w:sz w:val="21"/>
+              </w:rPr>
+              <w:t>I do.</w:t>
+            </w:r>
+            <w:r>
+              <w:rPr>
+                <w:b w:val="0"/>
+                <w:i w:val="0"/>
+                <w:color w:val="1A1A1A"/>
+                <w:sz w:val="21"/>
+              </w:rPr>
+              <w:t xml:space="preserve">  The Notes slides and the worked half of each Example: the teacher writes, the class copies, and the OFF line is said out loud rather than printed.</w:t>
+            </w:r>
+          </w:p>
+          <w:p>
+            <w:pPr>
+              <w:spacing w:before="0" w:after="60"/>
+            </w:pPr>
+            <w:r>
+              <w:rPr>
+                <w:b/>
+                <w:i w:val="0"/>
+                <w:color w:val="1A1A1A"/>
+                <w:sz w:val="21"/>
+              </w:rPr>
+              <w:t>We do.</w:t>
+            </w:r>
+            <w:r>
+              <w:rPr>
+                <w:b w:val="0"/>
+                <w:i w:val="0"/>
+                <w:color w:val="1A1A1A"/>
+                <w:sz w:val="21"/>
+              </w:rPr>
+              <w:t xml:space="preserve">  Each Example's Your Turn: the same steps on the student's own numbers, revealed and named a minute later.</w:t>
+            </w:r>
+          </w:p>
+          <w:p>
+            <w:pPr>
+              <w:spacing w:before="0" w:after="80"/>
+            </w:pPr>
+            <w:r>
+              <w:rPr>
+                <w:b/>
+                <w:i w:val="0"/>
+                <w:color w:val="1A1A1A"/>
+                <w:sz w:val="21"/>
+              </w:rPr>
+              <w:t>You do.</w:t>
+            </w:r>
+            <w:r>
+              <w:rPr>
+                <w:b w:val="0"/>
+                <w:i w:val="0"/>
+                <w:color w:val="1A1A1A"/>
+                <w:sz w:val="21"/>
+              </w:rPr>
+              <w:t xml:space="preserve">  The nine-question whiteboard round (13 minutes) and then the six-question independent set, silent and written.</w:t>
+            </w:r>
+          </w:p>
+        </w:tc>
+      </w:tr>
+    </w:tbl>
     <w:p>
       <w:pPr>
-        <w:keepNext/>
-        <w:spacing w:before="200" w:after="120"/>
-        <w:pBdr>
-          <w:bottom w:val="single" w:sz="8" w:space="2" w:color="1A1A1A"/>
-        </w:pBdr>
+        <w:spacing w:after="0" w:before="0" w:line="20" w:lineRule="exact"/>
       </w:pPr>
       <w:r>
         <w:rPr>
-          <w:b/>
-          <w:i w:val="0"/>
-          <w:color w:val="1A1A1A"/>
-          <w:sz w:val="24"/>
+          <w:sz w:val="2"/>
         </w:rPr>
-        <w:t>6.  Gradual Release</w:t>
-      </w:r>
-    </w:p>
-    <w:p>
-      <w:pPr>
-        <w:spacing w:before="40" w:after="60"/>
-      </w:pPr>
-      <w:r>
-        <w:rPr>
-          <w:b/>
-          <w:i w:val="0"/>
-          <w:color w:val="1A1A1A"/>
-          <w:sz w:val="21"/>
-        </w:rPr>
-        <w:t>I do.</w:t>
-      </w:r>
-      <w:r>
-        <w:rPr>
-          <w:b w:val="0"/>
-          <w:i w:val="0"/>
-          <w:color w:val="1A1A1A"/>
-          <w:sz w:val="21"/>
-        </w:rPr>
-        <w:t xml:space="preserve">  The Notes slides and the worked half of each Example: the teacher writes, the class copies, and the OFF line is said out loud rather than printed.</w:t>
-      </w:r>
-    </w:p>
-    <w:p>
-      <w:pPr>
-        <w:spacing w:before="0" w:after="60"/>
-      </w:pPr>
-      <w:r>
-        <w:rPr>
-          <w:b/>
-          <w:i w:val="0"/>
-          <w:color w:val="1A1A1A"/>
-          <w:sz w:val="21"/>
-        </w:rPr>
-        <w:t>We do.</w:t>
-      </w:r>
-      <w:r>
-        <w:rPr>
-          <w:b w:val="0"/>
-          <w:i w:val="0"/>
-          <w:color w:val="1A1A1A"/>
-          <w:sz w:val="21"/>
-        </w:rPr>
-        <w:t xml:space="preserve">  Each Example's Your Turn: the same steps on the student's own numbers, revealed and named a minute later.</w:t>
-      </w:r>
-    </w:p>
-    <w:p>
-      <w:pPr>
-        <w:spacing w:before="0" w:after="80"/>
-      </w:pPr>
-      <w:r>
-        <w:rPr>
-          <w:b/>
-          <w:i w:val="0"/>
-          <w:color w:val="1A1A1A"/>
-          <w:sz w:val="21"/>
-        </w:rPr>
-        <w:t>You do.</w:t>
-      </w:r>
-      <w:r>
-        <w:rPr>
-          <w:b w:val="0"/>
-          <w:i w:val="0"/>
-          <w:color w:val="1A1A1A"/>
-          <w:sz w:val="21"/>
-        </w:rPr>
-        <w:t xml:space="preserve">  The nine-question whiteboard round (13 minutes) and then the six-question independent set, silent and written.</w:t>
       </w:r>
     </w:p>
     <w:p>
@@ -2989,6 +3125,7 @@
           </w:tcPr>
           <w:p>
             <w:pPr>
+              <w:keepNext/>
               <w:spacing w:after="0"/>
               <w:jc w:val="center"/>
             </w:pPr>
@@ -3022,6 +3159,7 @@
           </w:tcPr>
           <w:p>
             <w:pPr>
+              <w:keepNext/>
               <w:spacing w:after="0"/>
               <w:jc w:val="center"/>
             </w:pPr>
@@ -3452,6 +3590,7 @@
           </w:tcPr>
           <w:p>
             <w:pPr>
+              <w:keepNext/>
               <w:spacing w:after="0"/>
               <w:jc w:val="center"/>
             </w:pPr>
@@ -3485,6 +3624,7 @@
           </w:tcPr>
           <w:p>
             <w:pPr>
+              <w:keepNext/>
               <w:spacing w:after="0"/>
               <w:jc w:val="center"/>
             </w:pPr>
@@ -3518,6 +3658,7 @@
           </w:tcPr>
           <w:p>
             <w:pPr>
+              <w:keepNext/>
               <w:spacing w:after="0"/>
               <w:jc w:val="center"/>
             </w:pPr>
@@ -3551,6 +3692,7 @@
           </w:tcPr>
           <w:p>
             <w:pPr>
+              <w:keepNext/>
               <w:spacing w:after="0"/>
               <w:jc w:val="center"/>
             </w:pPr>
@@ -5568,360 +5710,446 @@
         <w:t xml:space="preserve">  When a board splits — no option holding about two-thirds of the room — sixty seconds of “convince the person next to you”, then re-vote, then reveal. The minute comes out of the whiteboard remainder.</w:t>
       </w:r>
     </w:p>
+    <w:tbl>
+      <w:tblPr>
+        <w:tblLayout w:type="fixed"/>
+        <w:tblLook w:firstColumn="1" w:firstRow="1" w:lastColumn="0" w:lastRow="0" w:noHBand="0" w:noVBand="1" w:val="04A0"/>
+        <w:tblLayout w:type="fixed"/>
+        <w:tblW w:w="9360" w:type="dxa"/>
+      </w:tblPr>
+      <w:tblGrid>
+        <w:gridCol w:w="9360"/>
+      </w:tblGrid>
+      <w:tr>
+        <w:trPr>
+          <w:cantSplit/>
+        </w:trPr>
+        <w:tc>
+          <w:tcPr>
+            <w:tcW w:type="dxa" w:w="9360"/>
+            <w:tcBorders>
+              <w:top w:val="nil"/>
+              <w:left w:val="nil"/>
+              <w:bottom w:val="nil"/>
+              <w:right w:val="nil"/>
+            </w:tcBorders>
+            <w:tcMar>
+              <w:top w:w="0" w:type="dxa"/>
+              <w:left w:w="0" w:type="dxa"/>
+              <w:bottom w:w="0" w:type="dxa"/>
+              <w:right w:w="0" w:type="dxa"/>
+            </w:tcMar>
+          </w:tcPr>
+          <w:p>
+            <w:pPr>
+              <w:keepNext/>
+              <w:spacing w:before="200" w:after="120"/>
+              <w:pBdr>
+                <w:bottom w:val="single" w:sz="8" w:space="2" w:color="1A1A1A"/>
+              </w:pBdr>
+            </w:pPr>
+            <w:r>
+              <w:rPr>
+                <w:b/>
+                <w:i w:val="0"/>
+                <w:color w:val="1A1A1A"/>
+                <w:sz w:val="24"/>
+              </w:rPr>
+              <w:t>9.  Differentiation</w:t>
+            </w:r>
+          </w:p>
+          <w:p>
+            <w:pPr>
+              <w:spacing w:before="40" w:after="60"/>
+            </w:pPr>
+            <w:r>
+              <w:rPr>
+                <w:b/>
+                <w:i w:val="0"/>
+                <w:color w:val="1A1A1A"/>
+                <w:sz w:val="21"/>
+              </w:rPr>
+              <w:t>ESE / IEP.</w:t>
+            </w:r>
+            <w:r>
+              <w:rPr>
+                <w:b w:val="0"/>
+                <w:i w:val="0"/>
+                <w:color w:val="1A1A1A"/>
+                <w:sz w:val="21"/>
+              </w:rPr>
+              <w:t xml:space="preserve">  Give the place-value strip from Notes I with the power written above each name, and let the student write both numbers as words first — 'four point nine five ten-thousands' and 'twelve point one ten-thousands' — before any symbol is written. The matching step becomes reading, not procedure.</w:t>
+            </w:r>
+          </w:p>
+          <w:p>
+            <w:pPr>
+              <w:spacing w:before="0" w:after="60"/>
+            </w:pPr>
+            <w:r>
+              <w:rPr>
+                <w:b/>
+                <w:i w:val="0"/>
+                <w:color w:val="1A1A1A"/>
+                <w:sz w:val="21"/>
+              </w:rPr>
+              <w:t>ELL.</w:t>
+            </w:r>
+            <w:r>
+              <w:rPr>
+                <w:b w:val="0"/>
+                <w:i w:val="0"/>
+                <w:color w:val="1A1A1A"/>
+                <w:sz w:val="21"/>
+              </w:rPr>
+              <w:t xml:space="preserve">  Coefficient and power of ten are the two phrases every question uses. Write 7.7 × 10</w:t>
+            </w:r>
+            <w:r>
+              <w:rPr>
+                <w:b w:val="0"/>
+                <w:i w:val="0"/>
+                <w:color w:val="1A1A1A"/>
+                <w:sz w:val="21"/>
+                <w:vertAlign w:val="superscript"/>
+              </w:rPr>
+              <w:t>4</w:t>
+            </w:r>
+            <w:r>
+              <w:rPr>
+                <w:b w:val="0"/>
+                <w:i w:val="0"/>
+                <w:color w:val="1A1A1A"/>
+                <w:sz w:val="21"/>
+              </w:rPr>
+              <w:t xml:space="preserve"> once with COEFFICIENT under the 7.7 and POWER OF TEN under the 10</w:t>
+            </w:r>
+            <w:r>
+              <w:rPr>
+                <w:b w:val="0"/>
+                <w:i w:val="0"/>
+                <w:color w:val="1A1A1A"/>
+                <w:sz w:val="21"/>
+                <w:vertAlign w:val="superscript"/>
+              </w:rPr>
+              <w:t>4</w:t>
+            </w:r>
+            <w:r>
+              <w:rPr>
+                <w:b w:val="0"/>
+                <w:i w:val="0"/>
+                <w:color w:val="1A1A1A"/>
+                <w:sz w:val="21"/>
+              </w:rPr>
+              <w:t>, and point at the labels on every board. Add or subtract is the third phrase: read each board's operation aloud before the boards go up.</w:t>
+            </w:r>
+          </w:p>
+          <w:p>
+            <w:pPr>
+              <w:spacing w:before="0" w:after="80"/>
+            </w:pPr>
+            <w:r>
+              <w:rPr>
+                <w:b/>
+                <w:i w:val="0"/>
+                <w:color w:val="1A1A1A"/>
+                <w:sz w:val="21"/>
+              </w:rPr>
+              <w:t>Enrichment.</w:t>
+            </w:r>
+            <w:r>
+              <w:rPr>
+                <w:b w:val="0"/>
+                <w:i w:val="0"/>
+                <w:color w:val="1A1A1A"/>
+                <w:sz w:val="21"/>
+              </w:rPr>
+              <w:t xml:space="preserve">  Ask for (4.2 × 10</w:t>
+            </w:r>
+            <w:r>
+              <w:rPr>
+                <w:b w:val="0"/>
+                <w:i w:val="0"/>
+                <w:color w:val="1A1A1A"/>
+                <w:sz w:val="21"/>
+                <w:vertAlign w:val="superscript"/>
+              </w:rPr>
+              <w:t>6</w:t>
+            </w:r>
+            <w:r>
+              <w:rPr>
+                <w:b w:val="0"/>
+                <w:i w:val="0"/>
+                <w:color w:val="1A1A1A"/>
+                <w:sz w:val="21"/>
+              </w:rPr>
+              <w:t>) + (3.9 × 10</w:t>
+            </w:r>
+            <w:r>
+              <w:rPr>
+                <w:b w:val="0"/>
+                <w:i w:val="0"/>
+                <w:color w:val="1A1A1A"/>
+                <w:sz w:val="21"/>
+                <w:vertAlign w:val="superscript"/>
+              </w:rPr>
+              <w:t>5</w:t>
+            </w:r>
+            <w:r>
+              <w:rPr>
+                <w:b w:val="0"/>
+                <w:i w:val="0"/>
+                <w:color w:val="1A1A1A"/>
+                <w:sz w:val="21"/>
+              </w:rPr>
+              <w:t>) + (1.1 × 10</w:t>
+            </w:r>
+            <w:r>
+              <w:rPr>
+                <w:b w:val="0"/>
+                <w:i w:val="0"/>
+                <w:color w:val="1A1A1A"/>
+                <w:sz w:val="21"/>
+                <w:vertAlign w:val="superscript"/>
+              </w:rPr>
+              <w:t>4</w:t>
+            </w:r>
+            <w:r>
+              <w:rPr>
+                <w:b w:val="0"/>
+                <w:i w:val="0"/>
+                <w:color w:val="1A1A1A"/>
+                <w:sz w:val="21"/>
+              </w:rPr>
+              <w:t>) — three terms, all within two of each other — and then why the benchmark stops at a gap of two.</w:t>
+            </w:r>
+          </w:p>
+        </w:tc>
+      </w:tr>
+    </w:tbl>
     <w:p>
       <w:pPr>
-        <w:keepNext/>
-        <w:spacing w:before="200" w:after="120"/>
-        <w:pBdr>
-          <w:bottom w:val="single" w:sz="8" w:space="2" w:color="1A1A1A"/>
-        </w:pBdr>
+        <w:spacing w:after="0" w:before="0" w:line="20" w:lineRule="exact"/>
       </w:pPr>
       <w:r>
         <w:rPr>
-          <w:b/>
-          <w:i w:val="0"/>
-          <w:color w:val="1A1A1A"/>
-          <w:sz w:val="24"/>
+          <w:sz w:val="2"/>
         </w:rPr>
-        <w:t>9.  Differentiation</w:t>
       </w:r>
     </w:p>
+    <w:tbl>
+      <w:tblPr>
+        <w:tblLayout w:type="fixed"/>
+        <w:tblLook w:firstColumn="1" w:firstRow="1" w:lastColumn="0" w:lastRow="0" w:noHBand="0" w:noVBand="1" w:val="04A0"/>
+        <w:tblLayout w:type="fixed"/>
+        <w:tblW w:w="9360" w:type="dxa"/>
+      </w:tblPr>
+      <w:tblGrid>
+        <w:gridCol w:w="9360"/>
+      </w:tblGrid>
+      <w:tr>
+        <w:trPr>
+          <w:cantSplit/>
+        </w:trPr>
+        <w:tc>
+          <w:tcPr>
+            <w:tcW w:type="dxa" w:w="9360"/>
+            <w:tcBorders>
+              <w:top w:val="nil"/>
+              <w:left w:val="nil"/>
+              <w:bottom w:val="nil"/>
+              <w:right w:val="nil"/>
+            </w:tcBorders>
+            <w:tcMar>
+              <w:top w:w="0" w:type="dxa"/>
+              <w:left w:w="0" w:type="dxa"/>
+              <w:bottom w:w="0" w:type="dxa"/>
+              <w:right w:w="0" w:type="dxa"/>
+            </w:tcMar>
+          </w:tcPr>
+          <w:p>
+            <w:pPr>
+              <w:keepNext/>
+              <w:spacing w:before="200" w:after="120"/>
+              <w:pBdr>
+                <w:bottom w:val="single" w:sz="8" w:space="2" w:color="1A1A1A"/>
+              </w:pBdr>
+            </w:pPr>
+            <w:r>
+              <w:rPr>
+                <w:b/>
+                <w:i w:val="0"/>
+                <w:color w:val="1A1A1A"/>
+                <w:sz w:val="24"/>
+              </w:rPr>
+              <w:t>10.  Closure, Vocabulary, Materials, Practice</w:t>
+            </w:r>
+          </w:p>
+          <w:p>
+            <w:pPr>
+              <w:spacing w:before="40" w:after="60"/>
+            </w:pPr>
+            <w:r>
+              <w:rPr>
+                <w:b/>
+                <w:i w:val="0"/>
+                <w:color w:val="1A1A1A"/>
+                <w:sz w:val="21"/>
+              </w:rPr>
+              <w:t>Closure.</w:t>
+            </w:r>
+            <w:r>
+              <w:rPr>
+                <w:b w:val="0"/>
+                <w:i w:val="0"/>
+                <w:color w:val="1A1A1A"/>
+                <w:sz w:val="21"/>
+              </w:rPr>
+              <w:t xml:space="preserve">  Board 9 is written work and it is the exit evidence: the student has to name both of Devon's mistakes separately and give 3.413 × 10</w:t>
+            </w:r>
+            <w:r>
+              <w:rPr>
+                <w:b w:val="0"/>
+                <w:i w:val="0"/>
+                <w:color w:val="1A1A1A"/>
+                <w:sz w:val="21"/>
+                <w:vertAlign w:val="superscript"/>
+              </w:rPr>
+              <w:t>5</w:t>
+            </w:r>
+            <w:r>
+              <w:rPr>
+                <w:b w:val="0"/>
+                <w:i w:val="0"/>
+                <w:color w:val="1A1A1A"/>
+                <w:sz w:val="21"/>
+              </w:rPr>
+              <w:t>. Read the boards, not the papers.</w:t>
+            </w:r>
+          </w:p>
+          <w:p>
+            <w:pPr>
+              <w:spacing w:before="0" w:after="60"/>
+            </w:pPr>
+            <w:r>
+              <w:rPr>
+                <w:b/>
+                <w:i w:val="0"/>
+                <w:color w:val="1A1A1A"/>
+                <w:sz w:val="21"/>
+              </w:rPr>
+              <w:t>Vocabulary.</w:t>
+            </w:r>
+            <w:r>
+              <w:rPr>
+                <w:b w:val="0"/>
+                <w:i w:val="0"/>
+                <w:color w:val="1A1A1A"/>
+                <w:sz w:val="21"/>
+              </w:rPr>
+              <w:t xml:space="preserve">  </w:t>
+            </w:r>
+            <w:r>
+              <w:rPr>
+                <w:b/>
+                <w:i w:val="0"/>
+                <w:color w:val="0B5394"/>
+                <w:sz w:val="21"/>
+              </w:rPr>
+              <w:t>scientific notation</w:t>
+            </w:r>
+            <w:r>
+              <w:rPr>
+                <w:b w:val="0"/>
+                <w:i w:val="0"/>
+                <w:color w:val="1A1A1A"/>
+                <w:sz w:val="21"/>
+              </w:rPr>
+              <w:t xml:space="preserve">; </w:t>
+            </w:r>
+            <w:r>
+              <w:rPr>
+                <w:b/>
+                <w:i w:val="0"/>
+                <w:color w:val="0B5394"/>
+                <w:sz w:val="21"/>
+              </w:rPr>
+              <w:t>coefficient</w:t>
+            </w:r>
+            <w:r>
+              <w:rPr>
+                <w:b w:val="0"/>
+                <w:i w:val="0"/>
+                <w:color w:val="1A1A1A"/>
+                <w:sz w:val="21"/>
+              </w:rPr>
+              <w:t xml:space="preserve">; </w:t>
+            </w:r>
+            <w:r>
+              <w:rPr>
+                <w:b/>
+                <w:i w:val="0"/>
+                <w:color w:val="0B5394"/>
+                <w:sz w:val="21"/>
+              </w:rPr>
+              <w:t>common power of ten</w:t>
+            </w:r>
+          </w:p>
+          <w:p>
+            <w:pPr>
+              <w:spacing w:before="0" w:after="60"/>
+            </w:pPr>
+            <w:r>
+              <w:rPr>
+                <w:b/>
+                <w:i w:val="0"/>
+                <w:color w:val="1A1A1A"/>
+                <w:sz w:val="21"/>
+              </w:rPr>
+              <w:t>Materials.</w:t>
+            </w:r>
+            <w:r>
+              <w:rPr>
+                <w:b w:val="0"/>
+                <w:i w:val="0"/>
+                <w:color w:val="1A1A1A"/>
+                <w:sz w:val="21"/>
+              </w:rPr>
+              <w:t xml:space="preserve">  Whiteboards and markers. Calculators are allowed on everything; entering 6E−5 + 7E−5 and reading 1.3E−4 back off the display is worth thirty seconds at whiteboard 3.</w:t>
+            </w:r>
+          </w:p>
+          <w:p>
+            <w:pPr>
+              <w:spacing w:before="0" w:after="80"/>
+            </w:pPr>
+            <w:r>
+              <w:rPr>
+                <w:b/>
+                <w:i w:val="0"/>
+                <w:color w:val="1A1A1A"/>
+                <w:sz w:val="21"/>
+              </w:rPr>
+              <w:t>Practice.</w:t>
+            </w:r>
+            <w:r>
+              <w:rPr>
+                <w:b w:val="0"/>
+                <w:i w:val="0"/>
+                <w:color w:val="1A1A1A"/>
+                <w:sz w:val="21"/>
+              </w:rPr>
+              <w:t xml:space="preserve">  The six-question independent set is worked silently in class; whatever is not finished goes home. IXL, all skills required to a SmartScore of 67, due at the start of the next class: Add and subtract numbers written in scientific notation — HUR.</w:t>
+            </w:r>
+          </w:p>
+        </w:tc>
+      </w:tr>
+    </w:tbl>
     <w:p>
       <w:pPr>
-        <w:spacing w:before="40" w:after="60"/>
+        <w:spacing w:after="0" w:before="0" w:line="20" w:lineRule="exact"/>
       </w:pPr>
       <w:r>
         <w:rPr>
-          <w:b/>
-          <w:i w:val="0"/>
-          <w:color w:val="1A1A1A"/>
-          <w:sz w:val="21"/>
+          <w:sz w:val="2"/>
         </w:rPr>
-        <w:t>ESE / IEP.</w:t>
-      </w:r>
-      <w:r>
-        <w:rPr>
-          <w:b w:val="0"/>
-          <w:i w:val="0"/>
-          <w:color w:val="1A1A1A"/>
-          <w:sz w:val="21"/>
-        </w:rPr>
-        <w:t xml:space="preserve">  Give the place-value strip from Notes I with the power written above each name, and let the student write both numbers as words first — 'four point nine five ten-thousands' and 'twelve point one ten-thousands' — before any symbol is written. The matching step becomes reading, not procedure.</w:t>
-      </w:r>
-    </w:p>
-    <w:p>
-      <w:pPr>
-        <w:spacing w:before="0" w:after="60"/>
-      </w:pPr>
-      <w:r>
-        <w:rPr>
-          <w:b/>
-          <w:i w:val="0"/>
-          <w:color w:val="1A1A1A"/>
-          <w:sz w:val="21"/>
-        </w:rPr>
-        <w:t>ELL.</w:t>
-      </w:r>
-      <w:r>
-        <w:rPr>
-          <w:b w:val="0"/>
-          <w:i w:val="0"/>
-          <w:color w:val="1A1A1A"/>
-          <w:sz w:val="21"/>
-        </w:rPr>
-        <w:t xml:space="preserve">  Coefficient and power of ten are the two phrases every question uses. Write 7.7 × 10</w:t>
-      </w:r>
-      <w:r>
-        <w:rPr>
-          <w:b w:val="0"/>
-          <w:i w:val="0"/>
-          <w:color w:val="1A1A1A"/>
-          <w:sz w:val="21"/>
-          <w:vertAlign w:val="superscript"/>
-        </w:rPr>
-        <w:t>4</w:t>
-      </w:r>
-      <w:r>
-        <w:rPr>
-          <w:b w:val="0"/>
-          <w:i w:val="0"/>
-          <w:color w:val="1A1A1A"/>
-          <w:sz w:val="21"/>
-        </w:rPr>
-        <w:t xml:space="preserve"> once with COEFFICIENT under the 7.7 and POWER OF TEN under the 10</w:t>
-      </w:r>
-      <w:r>
-        <w:rPr>
-          <w:b w:val="0"/>
-          <w:i w:val="0"/>
-          <w:color w:val="1A1A1A"/>
-          <w:sz w:val="21"/>
-          <w:vertAlign w:val="superscript"/>
-        </w:rPr>
-        <w:t>4</w:t>
-      </w:r>
-      <w:r>
-        <w:rPr>
-          <w:b w:val="0"/>
-          <w:i w:val="0"/>
-          <w:color w:val="1A1A1A"/>
-          <w:sz w:val="21"/>
-        </w:rPr>
-        <w:t>, and point at the labels on every board. Add or subtract is the third phrase: read each board's operation aloud before the boards go up.</w:t>
-      </w:r>
-    </w:p>
-    <w:p>
-      <w:pPr>
-        <w:spacing w:before="0" w:after="80"/>
-      </w:pPr>
-      <w:r>
-        <w:rPr>
-          <w:b/>
-          <w:i w:val="0"/>
-          <w:color w:val="1A1A1A"/>
-          <w:sz w:val="21"/>
-        </w:rPr>
-        <w:t>Enrichment.</w:t>
-      </w:r>
-      <w:r>
-        <w:rPr>
-          <w:b w:val="0"/>
-          <w:i w:val="0"/>
-          <w:color w:val="1A1A1A"/>
-          <w:sz w:val="21"/>
-        </w:rPr>
-        <w:t xml:space="preserve">  Ask for (4.2 × 10</w:t>
-      </w:r>
-      <w:r>
-        <w:rPr>
-          <w:b w:val="0"/>
-          <w:i w:val="0"/>
-          <w:color w:val="1A1A1A"/>
-          <w:sz w:val="21"/>
-          <w:vertAlign w:val="superscript"/>
-        </w:rPr>
-        <w:t>6</w:t>
-      </w:r>
-      <w:r>
-        <w:rPr>
-          <w:b w:val="0"/>
-          <w:i w:val="0"/>
-          <w:color w:val="1A1A1A"/>
-          <w:sz w:val="21"/>
-        </w:rPr>
-        <w:t>) + (3.9 × 10</w:t>
-      </w:r>
-      <w:r>
-        <w:rPr>
-          <w:b w:val="0"/>
-          <w:i w:val="0"/>
-          <w:color w:val="1A1A1A"/>
-          <w:sz w:val="21"/>
-          <w:vertAlign w:val="superscript"/>
-        </w:rPr>
-        <w:t>5</w:t>
-      </w:r>
-      <w:r>
-        <w:rPr>
-          <w:b w:val="0"/>
-          <w:i w:val="0"/>
-          <w:color w:val="1A1A1A"/>
-          <w:sz w:val="21"/>
-        </w:rPr>
-        <w:t>) + (1.1 × 10</w:t>
-      </w:r>
-      <w:r>
-        <w:rPr>
-          <w:b w:val="0"/>
-          <w:i w:val="0"/>
-          <w:color w:val="1A1A1A"/>
-          <w:sz w:val="21"/>
-          <w:vertAlign w:val="superscript"/>
-        </w:rPr>
-        <w:t>4</w:t>
-      </w:r>
-      <w:r>
-        <w:rPr>
-          <w:b w:val="0"/>
-          <w:i w:val="0"/>
-          <w:color w:val="1A1A1A"/>
-          <w:sz w:val="21"/>
-        </w:rPr>
-        <w:t>) — three terms, all within two of each other — and then why the benchmark stops at a gap of two.</w:t>
-      </w:r>
-    </w:p>
-    <w:p>
-      <w:pPr>
-        <w:keepNext/>
-        <w:spacing w:before="200" w:after="120"/>
-        <w:pBdr>
-          <w:bottom w:val="single" w:sz="8" w:space="2" w:color="1A1A1A"/>
-        </w:pBdr>
-      </w:pPr>
-      <w:r>
-        <w:rPr>
-          <w:b/>
-          <w:i w:val="0"/>
-          <w:color w:val="1A1A1A"/>
-          <w:sz w:val="24"/>
-        </w:rPr>
-        <w:t>10.  Closure, Vocabulary, Materials, Practice</w:t>
-      </w:r>
-    </w:p>
-    <w:p>
-      <w:pPr>
-        <w:spacing w:before="40" w:after="60"/>
-      </w:pPr>
-      <w:r>
-        <w:rPr>
-          <w:b/>
-          <w:i w:val="0"/>
-          <w:color w:val="1A1A1A"/>
-          <w:sz w:val="21"/>
-        </w:rPr>
-        <w:t>Closure.</w:t>
-      </w:r>
-      <w:r>
-        <w:rPr>
-          <w:b w:val="0"/>
-          <w:i w:val="0"/>
-          <w:color w:val="1A1A1A"/>
-          <w:sz w:val="21"/>
-        </w:rPr>
-        <w:t xml:space="preserve">  Board 9 is written work and it is the exit evidence: the student has to name both of Devon's mistakes separately and give 3.413 × 10</w:t>
-      </w:r>
-      <w:r>
-        <w:rPr>
-          <w:b w:val="0"/>
-          <w:i w:val="0"/>
-          <w:color w:val="1A1A1A"/>
-          <w:sz w:val="21"/>
-          <w:vertAlign w:val="superscript"/>
-        </w:rPr>
-        <w:t>5</w:t>
-      </w:r>
-      <w:r>
-        <w:rPr>
-          <w:b w:val="0"/>
-          <w:i w:val="0"/>
-          <w:color w:val="1A1A1A"/>
-          <w:sz w:val="21"/>
-        </w:rPr>
-        <w:t>. Read the boards, not the papers.</w:t>
-      </w:r>
-    </w:p>
-    <w:p>
-      <w:pPr>
-        <w:spacing w:before="0" w:after="60"/>
-      </w:pPr>
-      <w:r>
-        <w:rPr>
-          <w:b/>
-          <w:i w:val="0"/>
-          <w:color w:val="1A1A1A"/>
-          <w:sz w:val="21"/>
-        </w:rPr>
-        <w:t>Vocabulary.</w:t>
-      </w:r>
-      <w:r>
-        <w:rPr>
-          <w:b w:val="0"/>
-          <w:i w:val="0"/>
-          <w:color w:val="1A1A1A"/>
-          <w:sz w:val="21"/>
-        </w:rPr>
-        <w:t xml:space="preserve">  </w:t>
-      </w:r>
-      <w:r>
-        <w:rPr>
-          <w:b/>
-          <w:i w:val="0"/>
-          <w:color w:val="0B5394"/>
-          <w:sz w:val="21"/>
-        </w:rPr>
-        <w:t>scientific notation</w:t>
-      </w:r>
-      <w:r>
-        <w:rPr>
-          <w:b w:val="0"/>
-          <w:i w:val="0"/>
-          <w:color w:val="1A1A1A"/>
-          <w:sz w:val="21"/>
-        </w:rPr>
-        <w:t xml:space="preserve">; </w:t>
-      </w:r>
-      <w:r>
-        <w:rPr>
-          <w:b/>
-          <w:i w:val="0"/>
-          <w:color w:val="0B5394"/>
-          <w:sz w:val="21"/>
-        </w:rPr>
-        <w:t>coefficient</w:t>
-      </w:r>
-      <w:r>
-        <w:rPr>
-          <w:b w:val="0"/>
-          <w:i w:val="0"/>
-          <w:color w:val="1A1A1A"/>
-          <w:sz w:val="21"/>
-        </w:rPr>
-        <w:t xml:space="preserve">; </w:t>
-      </w:r>
-      <w:r>
-        <w:rPr>
-          <w:b/>
-          <w:i w:val="0"/>
-          <w:color w:val="0B5394"/>
-          <w:sz w:val="21"/>
-        </w:rPr>
-        <w:t>common power of ten</w:t>
-      </w:r>
-    </w:p>
-    <w:p>
-      <w:pPr>
-        <w:spacing w:before="0" w:after="60"/>
-      </w:pPr>
-      <w:r>
-        <w:rPr>
-          <w:b/>
-          <w:i w:val="0"/>
-          <w:color w:val="1A1A1A"/>
-          <w:sz w:val="21"/>
-        </w:rPr>
-        <w:t>Materials.</w:t>
-      </w:r>
-      <w:r>
-        <w:rPr>
-          <w:b w:val="0"/>
-          <w:i w:val="0"/>
-          <w:color w:val="1A1A1A"/>
-          <w:sz w:val="21"/>
-        </w:rPr>
-        <w:t xml:space="preserve">  Whiteboards and markers. Calculators are allowed on everything; entering 6E−5 + 7E−5 and reading 1.3E−4 back off the display is worth thirty seconds at whiteboard 3.</w:t>
-      </w:r>
-    </w:p>
-    <w:p>
-      <w:pPr>
-        <w:spacing w:before="0" w:after="80"/>
-      </w:pPr>
-      <w:r>
-        <w:rPr>
-          <w:b/>
-          <w:i w:val="0"/>
-          <w:color w:val="1A1A1A"/>
-          <w:sz w:val="21"/>
-        </w:rPr>
-        <w:t>Practice.</w:t>
-      </w:r>
-      <w:r>
-        <w:rPr>
-          <w:b w:val="0"/>
-          <w:i w:val="0"/>
-          <w:color w:val="1A1A1A"/>
-          <w:sz w:val="21"/>
-        </w:rPr>
-        <w:t xml:space="preserve">  The six-question independent set is worked silently in class; whatever is not finished goes home. IXL, all skills required to a SmartScore of 67, due at the start of the next class: Add and subtract numbers written in scientific notation — HUR.</w:t>
       </w:r>
     </w:p>
     <w:sectPr>

--- a/a7/packages/A7 Unit 4 - Solving Problems with Rational Numbers/Lesson Plans/A7 4.01  Lesson Plan.docx
+++ b/a7/packages/A7 Unit 4 - Solving Problems with Rational Numbers/Lesson Plans/A7 4.01  Lesson Plan.docx
@@ -4679,7 +4679,7 @@
                 <w:color w:val="9E1B32"/>
                 <w:sz w:val="18"/>
               </w:rPr>
-              <w:t>A — 3.413 × 10</w:t>
+              <w:t>C — 3.413 × 10</w:t>
             </w:r>
             <w:r>
               <w:rPr>
@@ -4720,7 +4720,7 @@
                 <w:color w:val="1A1A1A"/>
                 <w:sz w:val="18"/>
               </w:rPr>
-              <w:t>(B) the coefficients were added and the exponents were added [B1G-M 8.NSO.1.5 named misconception: (1.3 × 10</w:t>
+              <w:t>(A) the coefficients were added without matching the powers of ten first [8.NSO.1.5: the powers must match]; (B) the coefficients were added and the exponents were added [B1G-M 8.NSO.1.5 named misconception: (1.3 × 10</w:t>
             </w:r>
             <w:r>
               <w:rPr>
@@ -4777,7 +4777,7 @@
                 <w:color w:val="1A1A1A"/>
                 <w:sz w:val="18"/>
               </w:rPr>
-              <w:t>]; (C) the coefficients were added without matching the powers of ten first [8.NSO.1.5: the powers must match]; (D) 1.3 × 10</w:t>
+              <w:t>]; (D) 1.3 × 10</w:t>
             </w:r>
             <w:r>
               <w:rPr>
@@ -4951,7 +4951,7 @@
                 <w:color w:val="9E1B32"/>
                 <w:sz w:val="18"/>
               </w:rPr>
-              <w:t>A — 1.23 × 10</w:t>
+              <w:t>D — 1.23 × 10</w:t>
             </w:r>
             <w:r>
               <w:rPr>
@@ -4992,7 +4992,7 @@
                 <w:color w:val="1A1A1A"/>
                 <w:sz w:val="18"/>
               </w:rPr>
-              <w:t>(B) equal in value, but 12.3 is not less than 10 [B1G-M 8.NSO.1.5 named misconception: leaving 12 × 10</w:t>
+              <w:t>(A) equal in value, but 12.3 is not less than 10 [B1G-M 8.NSO.1.5 named misconception: leaving 12 × 10</w:t>
             </w:r>
             <w:r>
               <w:rPr>
@@ -5030,7 +5030,7 @@
                 <w:color w:val="1A1A1A"/>
                 <w:sz w:val="18"/>
               </w:rPr>
-              <w:t>]; (C) the exponents were added as well as the coefficients [8.NSO.1.5: the power of ten does not change]; (D) the coefficient was repaired but the exponent was not raised [8.NSO.1.5: point one place left, exponent up one]</w:t>
+              <w:t>]; (B) the exponents were added as well as the coefficients [8.NSO.1.5: the power of ten does not change]; (C) the coefficient was repaired but the exponent was not raised [8.NSO.1.5: point one place left, exponent up one]</w:t>
             </w:r>
           </w:p>
         </w:tc>
